--- a/Outputs/Campaigner training stats.docx
+++ b/Outputs/Campaigner training stats.docx
@@ -20,7 +20,7 @@
     </w:p>
     <w:tbl>
       <w:tblPr>
-        <w:tblW w:w="9026" w:type="dxa"/>
+        <w:tblW w:w="10271" w:type="dxa"/>
         <w:tblBorders>
           <w:top w:val="single" w:sz="4" w:space="0" w:color="auto"/>
           <w:left w:val="single" w:sz="4" w:space="0" w:color="auto"/>
@@ -39,6 +39,7 @@
         <w:gridCol w:w="1251"/>
         <w:gridCol w:w="1229"/>
         <w:gridCol w:w="1067"/>
+        <w:gridCol w:w="1080"/>
       </w:tblGrid>
       <w:tr>
         <w:trPr>
@@ -46,7 +47,7 @@
         </w:trPr>
         <w:tc>
           <w:tcPr>
-            <w:tcW w:w="846" w:type="dxa"/>
+            <w:tcW w:w="998" w:type="dxa"/>
             <w:noWrap/>
             <w:vAlign w:val="bottom"/>
             <w:hideMark/>
@@ -80,7 +81,7 @@
         </w:tc>
         <w:tc>
           <w:tcPr>
-            <w:tcW w:w="1514" w:type="dxa"/>
+            <w:tcW w:w="1527" w:type="dxa"/>
             <w:noWrap/>
             <w:vAlign w:val="bottom"/>
             <w:hideMark/>
@@ -279,6 +280,27 @@
                 <w14:ligatures w14:val="none"/>
               </w:rPr>
               <w:t>Overall rating</w:t>
+            </w:r>
+          </w:p>
+        </w:tc>
+        <w:tc>
+          <w:tcPr>
+            <w:tcW w:w="1080" w:type="dxa"/>
+            <w:vAlign w:val="bottom"/>
+          </w:tcPr>
+          <w:p>
+            <w:pPr>
+              <w:rPr>
+                <w:b/>
+                <w:bCs/>
+              </w:rPr>
+            </w:pPr>
+            <w:r>
+              <w:rPr>
+                <w:b/>
+                <w:bCs/>
+              </w:rPr>
+              <w:t>Average</w:t>
             </w:r>
           </w:p>
         </w:tc>
@@ -289,7 +311,7 @@
         </w:trPr>
         <w:tc>
           <w:tcPr>
-            <w:tcW w:w="846" w:type="dxa"/>
+            <w:tcW w:w="998" w:type="dxa"/>
             <w:noWrap/>
             <w:vAlign w:val="bottom"/>
             <w:hideMark/>
@@ -320,7 +342,7 @@
         </w:tc>
         <w:tc>
           <w:tcPr>
-            <w:tcW w:w="1514" w:type="dxa"/>
+            <w:tcW w:w="1527" w:type="dxa"/>
             <w:noWrap/>
             <w:vAlign w:val="bottom"/>
             <w:hideMark/>
@@ -497,6 +519,23 @@
                 <w14:ligatures w14:val="none"/>
               </w:rPr>
               <w:t>NA</w:t>
+            </w:r>
+          </w:p>
+        </w:tc>
+        <w:tc>
+          <w:tcPr>
+            <w:tcW w:w="0" w:type="auto"/>
+            <w:vAlign w:val="bottom"/>
+          </w:tcPr>
+          <w:p>
+            <w:r>
+              <w:rPr>
+                <w:rFonts w:ascii="Aptos Narrow" w:hAnsi="Aptos Narrow"/>
+                <w:color w:val="000000"/>
+                <w:sz w:val="22"/>
+                <w:szCs w:val="22"/>
+              </w:rPr>
+              <w:t>8.6</w:t>
             </w:r>
           </w:p>
         </w:tc>
@@ -507,7 +546,7 @@
         </w:trPr>
         <w:tc>
           <w:tcPr>
-            <w:tcW w:w="846" w:type="dxa"/>
+            <w:tcW w:w="998" w:type="dxa"/>
             <w:noWrap/>
             <w:vAlign w:val="bottom"/>
             <w:hideMark/>
@@ -538,7 +577,7 @@
         </w:tc>
         <w:tc>
           <w:tcPr>
-            <w:tcW w:w="1514" w:type="dxa"/>
+            <w:tcW w:w="1527" w:type="dxa"/>
             <w:noWrap/>
             <w:vAlign w:val="bottom"/>
             <w:hideMark/>
@@ -727,6 +766,23 @@
                 <w:kern w:val="0"/>
                 <w:lang w:eastAsia="en-GB"/>
                 <w14:ligatures w14:val="none"/>
+              </w:rPr>
+              <w:t>8.2</w:t>
+            </w:r>
+          </w:p>
+        </w:tc>
+        <w:tc>
+          <w:tcPr>
+            <w:tcW w:w="0" w:type="auto"/>
+            <w:vAlign w:val="bottom"/>
+          </w:tcPr>
+          <w:p>
+            <w:r>
+              <w:rPr>
+                <w:rFonts w:ascii="Aptos Narrow" w:hAnsi="Aptos Narrow"/>
+                <w:color w:val="000000"/>
+                <w:sz w:val="22"/>
+                <w:szCs w:val="22"/>
               </w:rPr>
               <w:t>8.2</w:t>
             </w:r>
@@ -739,7 +795,7 @@
         </w:trPr>
         <w:tc>
           <w:tcPr>
-            <w:tcW w:w="846" w:type="dxa"/>
+            <w:tcW w:w="998" w:type="dxa"/>
             <w:noWrap/>
             <w:vAlign w:val="bottom"/>
             <w:hideMark/>
@@ -770,7 +826,7 @@
         </w:tc>
         <w:tc>
           <w:tcPr>
-            <w:tcW w:w="1514" w:type="dxa"/>
+            <w:tcW w:w="1527" w:type="dxa"/>
             <w:noWrap/>
             <w:vAlign w:val="bottom"/>
             <w:hideMark/>
@@ -979,6 +1035,367 @@
                 <w:kern w:val="0"/>
                 <w:lang w:eastAsia="en-GB"/>
                 <w14:ligatures w14:val="none"/>
+              </w:rPr>
+              <w:t>8</w:t>
+            </w:r>
+          </w:p>
+        </w:tc>
+        <w:tc>
+          <w:tcPr>
+            <w:tcW w:w="0" w:type="auto"/>
+            <w:vAlign w:val="bottom"/>
+          </w:tcPr>
+          <w:p>
+            <w:r>
+              <w:rPr>
+                <w:rFonts w:ascii="Aptos Narrow" w:hAnsi="Aptos Narrow"/>
+                <w:color w:val="000000"/>
+                <w:sz w:val="22"/>
+                <w:szCs w:val="22"/>
+              </w:rPr>
+              <w:t>9.5</w:t>
+            </w:r>
+          </w:p>
+        </w:tc>
+      </w:tr>
+      <w:tr>
+        <w:trPr>
+          <w:trHeight w:val="288"/>
+        </w:trPr>
+        <w:tc>
+          <w:tcPr>
+            <w:tcW w:w="998" w:type="dxa"/>
+            <w:tcBorders>
+              <w:top w:val="single" w:sz="4" w:space="0" w:color="auto"/>
+              <w:left w:val="single" w:sz="4" w:space="0" w:color="auto"/>
+              <w:bottom w:val="single" w:sz="4" w:space="0" w:color="auto"/>
+              <w:right w:val="single" w:sz="4" w:space="0" w:color="auto"/>
+            </w:tcBorders>
+            <w:noWrap/>
+            <w:vAlign w:val="bottom"/>
+            <w:hideMark/>
+          </w:tcPr>
+          <w:p>
+            <w:pPr>
+              <w:spacing w:after="0" w:line="240" w:lineRule="auto"/>
+              <w:jc w:val="right"/>
+              <w:rPr>
+                <w:rFonts w:ascii="Aptos Narrow" w:eastAsia="Times New Roman" w:hAnsi="Aptos Narrow" w:cs="Times New Roman"/>
+                <w:color w:val="000000"/>
+                <w:kern w:val="0"/>
+                <w:lang w:eastAsia="en-GB"/>
+                <w14:ligatures w14:val="none"/>
+              </w:rPr>
+            </w:pPr>
+            <w:r>
+              <w:rPr>
+                <w:rFonts w:ascii="Aptos Narrow" w:eastAsia="Times New Roman" w:hAnsi="Aptos Narrow" w:cs="Times New Roman"/>
+                <w:color w:val="000000"/>
+                <w:kern w:val="0"/>
+                <w:lang w:eastAsia="en-GB"/>
+                <w14:ligatures w14:val="none"/>
+              </w:rPr>
+              <w:t>overall</w:t>
+            </w:r>
+          </w:p>
+        </w:tc>
+        <w:tc>
+          <w:tcPr>
+            <w:tcW w:w="1527" w:type="dxa"/>
+            <w:tcBorders>
+              <w:top w:val="single" w:sz="4" w:space="0" w:color="auto"/>
+              <w:left w:val="single" w:sz="4" w:space="0" w:color="auto"/>
+              <w:bottom w:val="single" w:sz="4" w:space="0" w:color="auto"/>
+              <w:right w:val="single" w:sz="4" w:space="0" w:color="auto"/>
+            </w:tcBorders>
+            <w:noWrap/>
+            <w:vAlign w:val="bottom"/>
+            <w:hideMark/>
+          </w:tcPr>
+          <w:p>
+            <w:pPr>
+              <w:spacing w:after="0" w:line="240" w:lineRule="auto"/>
+              <w:jc w:val="right"/>
+              <w:rPr>
+                <w:rFonts w:ascii="Aptos Narrow" w:eastAsia="Times New Roman" w:hAnsi="Aptos Narrow" w:cs="Times New Roman"/>
+                <w:color w:val="000000"/>
+                <w:kern w:val="0"/>
+                <w:lang w:eastAsia="en-GB"/>
+                <w14:ligatures w14:val="none"/>
+              </w:rPr>
+            </w:pPr>
+            <w:r>
+              <w:rPr>
+                <w:rFonts w:ascii="Aptos Narrow" w:eastAsia="Times New Roman" w:hAnsi="Aptos Narrow" w:cs="Times New Roman"/>
+                <w:color w:val="000000"/>
+                <w:kern w:val="0"/>
+                <w:lang w:eastAsia="en-GB"/>
+                <w14:ligatures w14:val="none"/>
+              </w:rPr>
+              <w:t>8.</w:t>
+            </w:r>
+            <w:r>
+              <w:rPr>
+                <w:rFonts w:ascii="Aptos Narrow" w:eastAsia="Times New Roman" w:hAnsi="Aptos Narrow" w:cs="Times New Roman"/>
+                <w:color w:val="000000"/>
+                <w:kern w:val="0"/>
+                <w:lang w:eastAsia="en-GB"/>
+                <w14:ligatures w14:val="none"/>
+              </w:rPr>
+              <w:t>6</w:t>
+            </w:r>
+          </w:p>
+        </w:tc>
+        <w:tc>
+          <w:tcPr>
+            <w:tcW w:w="1982" w:type="dxa"/>
+            <w:tcBorders>
+              <w:top w:val="single" w:sz="4" w:space="0" w:color="auto"/>
+              <w:left w:val="single" w:sz="4" w:space="0" w:color="auto"/>
+              <w:bottom w:val="single" w:sz="4" w:space="0" w:color="auto"/>
+              <w:right w:val="single" w:sz="4" w:space="0" w:color="auto"/>
+            </w:tcBorders>
+            <w:noWrap/>
+            <w:vAlign w:val="bottom"/>
+            <w:hideMark/>
+          </w:tcPr>
+          <w:p>
+            <w:pPr>
+              <w:spacing w:after="0" w:line="240" w:lineRule="auto"/>
+              <w:jc w:val="right"/>
+              <w:rPr>
+                <w:rFonts w:ascii="Aptos Narrow" w:eastAsia="Times New Roman" w:hAnsi="Aptos Narrow" w:cs="Times New Roman"/>
+                <w:color w:val="000000"/>
+                <w:kern w:val="0"/>
+                <w:lang w:eastAsia="en-GB"/>
+                <w14:ligatures w14:val="none"/>
+              </w:rPr>
+            </w:pPr>
+            <w:r>
+              <w:rPr>
+                <w:rFonts w:ascii="Aptos Narrow" w:eastAsia="Times New Roman" w:hAnsi="Aptos Narrow" w:cs="Times New Roman"/>
+                <w:color w:val="000000"/>
+                <w:kern w:val="0"/>
+                <w:lang w:eastAsia="en-GB"/>
+                <w14:ligatures w14:val="none"/>
+              </w:rPr>
+              <w:t>8.5</w:t>
+            </w:r>
+          </w:p>
+        </w:tc>
+        <w:tc>
+          <w:tcPr>
+            <w:tcW w:w="1137" w:type="dxa"/>
+            <w:tcBorders>
+              <w:top w:val="single" w:sz="4" w:space="0" w:color="auto"/>
+              <w:left w:val="single" w:sz="4" w:space="0" w:color="auto"/>
+              <w:bottom w:val="single" w:sz="4" w:space="0" w:color="auto"/>
+              <w:right w:val="single" w:sz="4" w:space="0" w:color="auto"/>
+            </w:tcBorders>
+            <w:noWrap/>
+            <w:vAlign w:val="bottom"/>
+            <w:hideMark/>
+          </w:tcPr>
+          <w:p>
+            <w:pPr>
+              <w:spacing w:after="0" w:line="240" w:lineRule="auto"/>
+              <w:jc w:val="right"/>
+              <w:rPr>
+                <w:rFonts w:ascii="Aptos Narrow" w:eastAsia="Times New Roman" w:hAnsi="Aptos Narrow" w:cs="Times New Roman"/>
+                <w:color w:val="000000"/>
+                <w:kern w:val="0"/>
+                <w:lang w:eastAsia="en-GB"/>
+                <w14:ligatures w14:val="none"/>
+              </w:rPr>
+            </w:pPr>
+            <w:r>
+              <w:rPr>
+                <w:rFonts w:ascii="Aptos Narrow" w:eastAsia="Times New Roman" w:hAnsi="Aptos Narrow" w:cs="Times New Roman"/>
+                <w:color w:val="000000"/>
+                <w:kern w:val="0"/>
+                <w:lang w:eastAsia="en-GB"/>
+                <w14:ligatures w14:val="none"/>
+              </w:rPr>
+              <w:t>9.</w:t>
+            </w:r>
+            <w:r>
+              <w:rPr>
+                <w:rFonts w:ascii="Aptos Narrow" w:eastAsia="Times New Roman" w:hAnsi="Aptos Narrow" w:cs="Times New Roman"/>
+                <w:color w:val="000000"/>
+                <w:kern w:val="0"/>
+                <w:lang w:eastAsia="en-GB"/>
+                <w14:ligatures w14:val="none"/>
+              </w:rPr>
+              <w:t>1</w:t>
+            </w:r>
+          </w:p>
+        </w:tc>
+        <w:tc>
+          <w:tcPr>
+            <w:tcW w:w="1251" w:type="dxa"/>
+            <w:tcBorders>
+              <w:top w:val="single" w:sz="4" w:space="0" w:color="auto"/>
+              <w:left w:val="single" w:sz="4" w:space="0" w:color="auto"/>
+              <w:bottom w:val="single" w:sz="4" w:space="0" w:color="auto"/>
+              <w:right w:val="single" w:sz="4" w:space="0" w:color="auto"/>
+            </w:tcBorders>
+            <w:noWrap/>
+            <w:vAlign w:val="bottom"/>
+            <w:hideMark/>
+          </w:tcPr>
+          <w:p>
+            <w:pPr>
+              <w:spacing w:after="0" w:line="240" w:lineRule="auto"/>
+              <w:jc w:val="right"/>
+              <w:rPr>
+                <w:rFonts w:ascii="Aptos Narrow" w:eastAsia="Times New Roman" w:hAnsi="Aptos Narrow" w:cs="Times New Roman"/>
+                <w:color w:val="000000"/>
+                <w:kern w:val="0"/>
+                <w:lang w:eastAsia="en-GB"/>
+                <w14:ligatures w14:val="none"/>
+              </w:rPr>
+            </w:pPr>
+            <w:r>
+              <w:rPr>
+                <w:rFonts w:ascii="Aptos Narrow" w:eastAsia="Times New Roman" w:hAnsi="Aptos Narrow" w:cs="Times New Roman"/>
+                <w:color w:val="000000"/>
+                <w:kern w:val="0"/>
+                <w:lang w:eastAsia="en-GB"/>
+                <w14:ligatures w14:val="none"/>
+              </w:rPr>
+              <w:t>9.</w:t>
+            </w:r>
+            <w:r>
+              <w:rPr>
+                <w:rFonts w:ascii="Aptos Narrow" w:eastAsia="Times New Roman" w:hAnsi="Aptos Narrow" w:cs="Times New Roman"/>
+                <w:color w:val="000000"/>
+                <w:kern w:val="0"/>
+                <w:lang w:eastAsia="en-GB"/>
+                <w14:ligatures w14:val="none"/>
+              </w:rPr>
+              <w:t>1</w:t>
+            </w:r>
+          </w:p>
+        </w:tc>
+        <w:tc>
+          <w:tcPr>
+            <w:tcW w:w="1229" w:type="dxa"/>
+            <w:tcBorders>
+              <w:top w:val="single" w:sz="4" w:space="0" w:color="auto"/>
+              <w:left w:val="single" w:sz="4" w:space="0" w:color="auto"/>
+              <w:bottom w:val="single" w:sz="4" w:space="0" w:color="auto"/>
+              <w:right w:val="single" w:sz="4" w:space="0" w:color="auto"/>
+            </w:tcBorders>
+            <w:noWrap/>
+            <w:vAlign w:val="bottom"/>
+            <w:hideMark/>
+          </w:tcPr>
+          <w:p>
+            <w:pPr>
+              <w:spacing w:after="0" w:line="240" w:lineRule="auto"/>
+              <w:jc w:val="right"/>
+              <w:rPr>
+                <w:rFonts w:ascii="Aptos Narrow" w:eastAsia="Times New Roman" w:hAnsi="Aptos Narrow" w:cs="Times New Roman"/>
+                <w:color w:val="000000"/>
+                <w:kern w:val="0"/>
+                <w:lang w:eastAsia="en-GB"/>
+                <w14:ligatures w14:val="none"/>
+              </w:rPr>
+            </w:pPr>
+            <w:r>
+              <w:rPr>
+                <w:rFonts w:ascii="Aptos Narrow" w:eastAsia="Times New Roman" w:hAnsi="Aptos Narrow" w:cs="Times New Roman"/>
+                <w:color w:val="000000"/>
+                <w:kern w:val="0"/>
+                <w:lang w:eastAsia="en-GB"/>
+                <w14:ligatures w14:val="none"/>
+              </w:rPr>
+              <w:t>8.</w:t>
+            </w:r>
+            <w:r>
+              <w:rPr>
+                <w:rFonts w:ascii="Aptos Narrow" w:eastAsia="Times New Roman" w:hAnsi="Aptos Narrow" w:cs="Times New Roman"/>
+                <w:color w:val="000000"/>
+                <w:kern w:val="0"/>
+                <w:lang w:eastAsia="en-GB"/>
+                <w14:ligatures w14:val="none"/>
+              </w:rPr>
+              <w:t>9</w:t>
+            </w:r>
+          </w:p>
+        </w:tc>
+        <w:tc>
+          <w:tcPr>
+            <w:tcW w:w="1067" w:type="dxa"/>
+            <w:tcBorders>
+              <w:top w:val="single" w:sz="4" w:space="0" w:color="auto"/>
+              <w:left w:val="single" w:sz="4" w:space="0" w:color="auto"/>
+              <w:bottom w:val="single" w:sz="4" w:space="0" w:color="auto"/>
+              <w:right w:val="single" w:sz="4" w:space="0" w:color="auto"/>
+            </w:tcBorders>
+            <w:noWrap/>
+            <w:vAlign w:val="bottom"/>
+            <w:hideMark/>
+          </w:tcPr>
+          <w:p>
+            <w:pPr>
+              <w:spacing w:after="0" w:line="240" w:lineRule="auto"/>
+              <w:jc w:val="right"/>
+              <w:rPr>
+                <w:rFonts w:ascii="Aptos Narrow" w:eastAsia="Times New Roman" w:hAnsi="Aptos Narrow" w:cs="Times New Roman"/>
+                <w:color w:val="000000"/>
+                <w:kern w:val="0"/>
+                <w:lang w:eastAsia="en-GB"/>
+                <w14:ligatures w14:val="none"/>
+              </w:rPr>
+            </w:pPr>
+            <w:r>
+              <w:rPr>
+                <w:rFonts w:ascii="Aptos Narrow" w:eastAsia="Times New Roman" w:hAnsi="Aptos Narrow" w:cs="Times New Roman"/>
+                <w:color w:val="000000"/>
+                <w:kern w:val="0"/>
+                <w:lang w:eastAsia="en-GB"/>
+                <w14:ligatures w14:val="none"/>
+              </w:rPr>
+              <w:t>9.0</w:t>
+            </w:r>
+          </w:p>
+        </w:tc>
+        <w:tc>
+          <w:tcPr>
+            <w:tcW w:w="0" w:type="auto"/>
+            <w:tcBorders>
+              <w:top w:val="single" w:sz="4" w:space="0" w:color="auto"/>
+              <w:left w:val="single" w:sz="4" w:space="0" w:color="auto"/>
+              <w:bottom w:val="single" w:sz="4" w:space="0" w:color="auto"/>
+              <w:right w:val="single" w:sz="4" w:space="0" w:color="auto"/>
+            </w:tcBorders>
+            <w:vAlign w:val="bottom"/>
+          </w:tcPr>
+          <w:p>
+            <w:pPr>
+              <w:rPr>
+                <w:rFonts w:ascii="Aptos Narrow" w:hAnsi="Aptos Narrow"/>
+                <w:color w:val="000000"/>
+                <w:sz w:val="22"/>
+                <w:szCs w:val="22"/>
+              </w:rPr>
+            </w:pPr>
+            <w:r>
+              <w:rPr>
+                <w:rFonts w:ascii="Aptos Narrow" w:hAnsi="Aptos Narrow"/>
+                <w:color w:val="000000"/>
+                <w:sz w:val="22"/>
+                <w:szCs w:val="22"/>
+              </w:rPr>
+              <w:t>8.</w:t>
+            </w:r>
+            <w:r>
+              <w:rPr>
+                <w:rFonts w:ascii="Aptos Narrow" w:hAnsi="Aptos Narrow"/>
+                <w:color w:val="000000"/>
+                <w:sz w:val="22"/>
+                <w:szCs w:val="22"/>
               </w:rPr>
               <w:t>8</w:t>
             </w:r>
